--- a/일본판/2부/2부_7화_간자키의_제안.docx
+++ b/일본판/2부/2부_7화_간자키의_제안.docx
@@ -138,7 +138,7 @@
           <w:i w:val="0"/>
           <w:sz w:val="22"/>
         </w:rPr>
-        <w:t>おはようございます、浜野さん。雨の中、すみません。</w:t>
+        <w:t>おはようございます、浜野さん。雨の中すみません。</w:t>
       </w:r>
     </w:p>
     <w:p>
@@ -299,7 +299,7 @@
           <w:i w:val="0"/>
           <w:sz w:val="22"/>
         </w:rPr>
-        <w:t>留置場の飯なんて、しゃっこくて、塩気もねえべ。(帽子を膝で払う)おら、船乗りだったから分かる。海で食う飯が冷めたら、人間は先に心から弱る。</w:t>
+        <w:t>留置場の飯なんて、しゃっこくて、塩気もねえべ。(帽子を膝で払う)おら船乗りだったから分かる。海で食う飯が冷めたら、人間は先に心から弱る。</w:t>
       </w:r>
     </w:p>
     <w:p>
@@ -337,7 +337,7 @@
           <w:i w:val="0"/>
           <w:sz w:val="22"/>
         </w:rPr>
-        <w:t>はい、桐生法律事務所です。……はい。奥浜県警察本部の警備企画課のシイナさま。(送話口を押さえ、遼を見る)真壁さん、県警です。</w:t>
+        <w:t>はい桐生法律事務所です。……はい。奥浜県警察本部の警備企画課のシイナさま。(送話口を押さえ、遼を見る)真壁さん、県警です。</w:t>
       </w:r>
     </w:p>
     <w:p>
@@ -749,7 +749,7 @@
           <w:i w:val="0"/>
           <w:sz w:val="22"/>
         </w:rPr>
-        <w:t>真壁さん、原告の人たち、どうしてる。</w:t>
+        <w:t>真壁さん原告の人たち、どうしてる。</w:t>
       </w:r>
     </w:p>
     <w:p>
@@ -795,7 +795,7 @@
           <w:i w:val="0"/>
           <w:sz w:val="22"/>
         </w:rPr>
-        <w:t>ふふ。浜野さん、怒ってるとき、帽子をいじるんだ。(笑って、すぐに表情が戻る)……ねえ、取調べで、変なこと言われたんだ。</w:t>
+        <w:t>ふふ。浜野さん怒ってるとき、帽子をいじるんだ。(笑ってすぐに表情が戻る)……ねえ、取調べで変なこと言われたんだ。</w:t>
       </w:r>
     </w:p>
     <w:p>
@@ -887,7 +887,7 @@
           <w:i w:val="0"/>
           <w:sz w:val="22"/>
         </w:rPr>
-        <w:t>署名してない。宇佐美先生に言われたとおり。……それでね、一回だけ、背広の偉い人が、ドアの窓から覗いてった。名札もなくて、靴だけやけに光ってた。</w:t>
+        <w:t>署名してない。宇佐美先生に言われたとおり。……それでね、一回だけ、背広の偉い人がドアの窓から覗いてった。名札もなくて、靴だけやけに光ってた。</w:t>
       </w:r>
     </w:p>
     <w:p>
@@ -948,7 +948,7 @@
           <w:i w:val="0"/>
           <w:sz w:val="22"/>
         </w:rPr>
-        <w:t>うん。ただ、こっちを見て、軽く会釈して帰った。……なんか、あれがいちばん、おっかなかった。</w:t>
+        <w:t>うん。ただこっちを見て、軽く会釈して帰った。……なんか、あれがいちばん、おっかなかった。</w:t>
       </w:r>
     </w:p>
     <w:p>
@@ -1004,7 +1004,7 @@
           <w:i w:val="0"/>
           <w:sz w:val="22"/>
         </w:rPr>
-        <w:t>ねえ、私のことで、裁判が遅れたりしない？ 三百十二人は私がいなくても、動いてるよね。</w:t>
+        <w:t>ねえ、私のことで裁判が遅れたりしない？ 三百十二人は私がいなくても、動いてるよね。</w:t>
       </w:r>
     </w:p>
     <w:p>
@@ -1157,7 +1157,7 @@
           <w:i w:val="0"/>
           <w:sz w:val="22"/>
         </w:rPr>
-        <w:t>じゃあね、真壁さん。……桐生先生なら、きっと、私にも一番最後にお茶を出すと思う。待たせ上手だったから、あの人。</w:t>
+        <w:t>じゃあね真壁さん。……桐生先生なら、きっと私にも一番最後にお茶を出すと思う。待たせ上手だったから、あの人。</w:t>
       </w:r>
     </w:p>
     <w:p>
@@ -1210,7 +1210,7 @@
           <w:color w:val="555555"/>
           <w:sz w:val="22"/>
         </w:rPr>
-        <w:t>(11月12日(木)、午後5時半。汐見港の防波堤。日はとうに落ち、埋め立て工事の囲いの上で、赤い航空障害灯が瞬いている。波が、消波ブロックの間で低く鳴る。遼が、マスクをしたまま立っている。規則正しい足音が、後ろから近づく。濃紺のコートの神崎。三歩下がって、若い男が一人。)</w:t>
+        <w:t>(11月12日(木)、午後5時半。汐見港の防波堤。日はとうに落ち、埋め立て工事の囲いの上で、赤い航空障害灯が瞬いている。波が消波ブロックの間で低く鳴る。遼がマスクをしたまま立っている。規則正しい足音が、後ろから近づく。濃紺のコートの神崎。三歩下がって、若い男が一人。)</w:t>
       </w:r>
     </w:p>
     <w:p>
@@ -1279,7 +1279,7 @@
           <w:i w:val="0"/>
           <w:sz w:val="22"/>
         </w:rPr>
-        <w:t>お呼び立てして、申し訳ありません。寒いところを。シイナくん、風上に立ってくれ。先生が、風を受けないように。</w:t>
+        <w:t>お呼び立てして、申し訳ありません。寒いところを。シイナくん、風上に立ってくれ。先生が風を受けないように。</w:t>
       </w:r>
     </w:p>
     <w:p>
@@ -1335,7 +1335,7 @@
           <w:i w:val="0"/>
           <w:sz w:val="22"/>
         </w:rPr>
-        <w:t>真壁さん。ここは、録音をするには向かない場所です。風が、声を持っていってしまう。ですから、今日は率直にお話しできます。</w:t>
+        <w:t>真壁さん。ここは、録音をするには向かない場所です。風が声を持っていってしまう。ですから、今日は率直にお話しできます。</w:t>
       </w:r>
     </w:p>
     <w:p>
@@ -1450,7 +1450,7 @@
           <w:i w:val="0"/>
           <w:sz w:val="22"/>
         </w:rPr>
-        <w:t>……それが、条件ですか。</w:t>
+        <w:t>……それが条件ですか。</w:t>
       </w:r>
     </w:p>
     <w:p>
@@ -1695,7 +1695,7 @@
           <w:i w:val="0"/>
           <w:sz w:val="22"/>
         </w:rPr>
-        <w:t>小さな鳥には、大きな鳥の志は分からない、という意味ですね。</w:t>
+        <w:t>小さな鳥には大きな鳥の志は分からない、という意味ですね。</w:t>
       </w:r>
     </w:p>
     <w:p>
@@ -1718,7 +1718,7 @@
           <w:i w:val="0"/>
           <w:sz w:val="22"/>
         </w:rPr>
-        <w:t>そのとおりです。……私はね、真壁さん。あなたが、鴻鵠なのか、燕雀なのか、考えていました。国を相手に大きな鳥の志を持つ人なのか。それとも、小さな鳥のまま、巣を守ろうとしているだけなのか。</w:t>
+        <w:t>そのとおりです。……私はね、真壁さん。あなたが鴻鵠なのか、燕雀なのか、考えていました。国を相手に大きな鳥の志を持つ人なのか。それとも小さな鳥のまま、巣を守ろうとしているだけなのか。</w:t>
       </w:r>
     </w:p>
     <w:p>
@@ -1820,7 +1820,7 @@
           <w:i w:val="0"/>
           <w:sz w:val="22"/>
         </w:rPr>
-        <w:t>月曜の午前十時。勾留満期の日です。場所は県警本部の六階、小会議室。海の上より、紙の上の方が、お互い、記録が残りますので。</w:t>
+        <w:t>月曜の午前十時。勾留満期の日です。場所は県警本部の六階、小会議室。海の上より、紙の上の方がお互い、記録が残りますので。</w:t>
       </w:r>
     </w:p>
     <w:p>
@@ -1911,7 +1911,7 @@
           <w:color w:val="555555"/>
           <w:sz w:val="22"/>
         </w:rPr>
-        <w:t>(同じ夜、午後9時。桐生法律事務所。消えた事務室の電気、応接室だけ明るい。鉄瓶が小さく鳴っている。桐生の机の上には、手つかずの湯呑みと、湾の記録の箱。三浦が、ほうじ茶の缶を開ける。遼は手帳を開いたまま閉じられずにいる。)</w:t>
+        <w:t>(同じ夜、午後9時。桐生法律事務所。消えた事務室の電気、応接室だけ明るい。鉄瓶が小さく鳴っている。桐生の机の上には、手つかずの湯呑みと、湾の記録の箱。三浦がほうじ茶の缶を開ける。遼は手帳を開いたまま閉じられずにいる。)</w:t>
       </w:r>
     </w:p>
     <w:p>
@@ -1934,7 +1934,7 @@
           <w:i w:val="0"/>
           <w:sz w:val="22"/>
         </w:rPr>
-        <w:t>真壁さん、焙烙を出しましたよ。炒りますか、それとも、先に話しますか。</w:t>
+        <w:t>真壁さん焙烙を出しましたよ。炒りますか、それとも先に話しますか。</w:t>
       </w:r>
     </w:p>
     <w:p>
@@ -1972,7 +1972,7 @@
           <w:color w:val="555555"/>
           <w:sz w:val="22"/>
         </w:rPr>
-        <w:t>(遼が焙烙に茶葉を広げ、弱火にかける。香ばしい匂いが、ゆっくり広がる。)</w:t>
+        <w:t>(遼が焙烙に茶葉を広げ、弱火にかける。香ばしい匂いがゆっくり広がる。)</w:t>
       </w:r>
     </w:p>
     <w:p>
@@ -2041,7 +2041,7 @@
           <w:i w:val="0"/>
           <w:sz w:val="22"/>
         </w:rPr>
-        <w:t>はい。三浦さんにも、先に聞いてもらいたい。(手帳を開く)条件はこうです。僕が原告団の代理人を降りる。引き換えに、警察が、大城さんの処分意見を軽くする。不起訴を狙える、と。</w:t>
+        <w:t>はい。三浦さんにも、先に聞いてもらいたい。(手帳を開く)条件はこうです。僕が原告団の代理人を降りる。引き換えに、警察が大城さんの処分意見を軽くする。不起訴を狙える、と。</w:t>
       </w:r>
     </w:p>
     <w:p>
@@ -2097,7 +2097,7 @@
           <w:i w:val="0"/>
           <w:sz w:val="22"/>
         </w:rPr>
-        <w:t>取引です。しかも、相手の言葉は一度も脅していない。ずっと丁寧で、お願いの形をしていました。……だから、余計に重い。</w:t>
+        <w:t>取引です。しかも相手の言葉は一度も脅していない。ずっと丁寧で、お願いの形をしていました。……だから、余計に重い。</w:t>
       </w:r>
     </w:p>
     <w:p>
@@ -2176,7 +2176,7 @@
           <w:i w:val="0"/>
           <w:sz w:val="22"/>
         </w:rPr>
-        <w:t>桐生先生なら、きっと、笑ったと思います。「降りたいと思ったなら、それは、君がまだ人間だという証拠だ」と。</w:t>
+        <w:t>桐生先生なら、きっと笑ったと思います。「降りたいと思ったなら、それは君がまだ人間だという証拠だ」と。</w:t>
       </w:r>
     </w:p>
     <w:p>
@@ -2191,7 +2191,7 @@
           <w:color w:val="555555"/>
           <w:sz w:val="22"/>
         </w:rPr>
-        <w:t>(焙烙の茶葉から、細い煙が一本、立ちのぼる。遼が、ぎりぎりで火を止める。)</w:t>
+        <w:t>(焙烙の茶葉から、細い煙が一本、立ちのぼる。遼がぎりぎりで火を止める。)</w:t>
       </w:r>
     </w:p>
     <w:p>
@@ -2270,7 +2270,7 @@
           <w:i w:val="0"/>
           <w:sz w:val="22"/>
         </w:rPr>
-        <w:t>毎晩、先生の分です。でも、今夜は違うと思います。</w:t>
+        <w:t>毎晩、先生の分です。でも今夜は違うと思います。</w:t>
       </w:r>
     </w:p>
     <w:p>
@@ -2308,7 +2308,7 @@
           <w:color w:val="555555"/>
           <w:sz w:val="22"/>
         </w:rPr>
-        <w:t>(三浦が、棚から、客用の湯呑みを一つ取る。それを桐生の湯呑みの隣に置き、遼が、炒りたての茶を二つの湯呑みに注ぐ。)</w:t>
+        <w:t>(三浦が棚から、客用の湯呑みを一つ取る。それを桐生の湯呑みの隣に置き、遼が炒りたての茶を二つの湯呑みに注ぐ。)</w:t>
       </w:r>
     </w:p>
     <w:p>
@@ -2341,7 +2341,7 @@
           <w:i w:val="0"/>
           <w:sz w:val="22"/>
         </w:rPr>
-        <w:t>先生。僕は人質を取られた側で、人質を取る側の人にもう少しだけ、話を聞きたいと思っています。それは、間違いでしょうか。</w:t>
+        <w:t>先生。僕は人質を取られた側で、人質を取る側の人にもう少しだけ、話を聞きたいと思っています。それは間違いでしょうか。</w:t>
       </w:r>
     </w:p>
     <w:p>
@@ -2356,7 +2356,7 @@
           <w:color w:val="555555"/>
           <w:sz w:val="22"/>
         </w:rPr>
-        <w:t>(返事はない。ただ、桐生の湯呑みから、湯気が、一本、まっすぐに立つ。三浦が、遼の肩にそっと手を置く。)</w:t>
+        <w:t>(返事はない。ただ桐生の湯呑みから、湯気が一本、まっすぐに立つ。三浦が遼の肩にそっと手を置く。)</w:t>
       </w:r>
     </w:p>
     <w:p>
@@ -2379,7 +2379,7 @@
           <w:i w:val="0"/>
           <w:sz w:val="22"/>
         </w:rPr>
-        <w:t>明日、大城さんに話しましょう。決めるのは、私たちではなく、大城さんと、原告団です。それが、先生のやり方でした。</w:t>
+        <w:t>明日、大城さんに話しましょう。決めるのは私たちではなく、大城さんと原告団です。それが先生のやり方でした。</w:t>
       </w:r>
     </w:p>
     <w:p>
@@ -2493,7 +2493,7 @@
           <w:color w:val="555555"/>
           <w:sz w:val="22"/>
         </w:rPr>
-        <w:t>(遼が、防波堤での話をゆっくり、省かずに話す。大城は一度も遮らない。話が終わると、アクリル板の向こうで、深く息をつく。)</w:t>
+        <w:t>(遼が防波堤での話をゆっくり、省かずに話す。大城は一度も遮らない。話が終わるとアクリル板の向こうで、深く息をつく。)</w:t>
       </w:r>
     </w:p>
     <w:p>
@@ -2539,7 +2539,7 @@
           <w:i w:val="0"/>
           <w:sz w:val="22"/>
         </w:rPr>
-        <w:t>売る、というのは、僕の言い方ではありません。神崎さんは、「弁護士の交代」と言いました。</w:t>
+        <w:t>売る、というのは僕の言い方ではありません。神崎さんは、「弁護士の交代」と言いました。</w:t>
       </w:r>
     </w:p>
     <w:p>
@@ -2609,7 +2609,7 @@
           <w:color w:val="555555"/>
           <w:sz w:val="22"/>
         </w:rPr>
-        <w:t>(しばらく、アクリル板の傷を見ている)</w:t>
+        <w:t>(しばらくアクリル板の傷を見ている)</w:t>
       </w:r>
       <w:r>
         <w:rPr>
@@ -2710,7 +2710,7 @@
           <w:i w:val="0"/>
           <w:sz w:val="22"/>
         </w:rPr>
-        <w:t>王様や大臣になる人に生まれつきの種はない、って話でしょ。……でもね、陳渉はその後、王様になって、半年ももたなかったんだよ。鴻鵠を気取った人の最後なんて、そんなもん。あたしは、燕雀でいい。</w:t>
+        <w:t>王様や大臣になる人に生まれつきの種はない、って話でしょ。……でもね、陳渉はその後、王様になって、半年ももたなかったんだよ。鴻鵠を気取った人の最後なんて、そんなもん。あたしは燕雀でいい。</w:t>
       </w:r>
     </w:p>
     <w:p>
@@ -2756,7 +2756,7 @@
           <w:i w:val="0"/>
           <w:sz w:val="22"/>
         </w:rPr>
-        <w:t>待って、最後まで言わせて。(声が少し震える)……本当はね、ここ、きついの。夜、隣の房の人が咳をすると、息が止まりそうになる。出たい。出られるなら、今日にでも出たい。それが、正直な気持ち。</w:t>
+        <w:t>待って最後まで言わせて。(声が少し震える)……本当はね、ここ、きついの。夜、隣の房の人が咳をすると、息が止まりそうになる。出たい。出られるなら、今日にでも出たい。それが正直な気持ち。</w:t>
       </w:r>
     </w:p>
     <w:p>
@@ -2802,7 +2802,7 @@
           <w:i w:val="0"/>
           <w:sz w:val="22"/>
         </w:rPr>
-        <w:t>でも、出た後、どの顔で原告のみんなに会えばいいの。遠藤のじいちゃんの前に立って、「あたし、取引で出てきました」って。……言えない。あたしが言えない、っていうより、あたしが、そのあと、生きてるのが、きつい。</w:t>
+        <w:t>でも出た後、どの顔で原告のみんなに会えばいいの。遠藤のじいちゃんの前に立って、「あたし取引で出てきました」って。……言えない。あたしが言えない、っていうより、あたしがそのあと生きてるのがきつい。</w:t>
       </w:r>
     </w:p>
     <w:p>
@@ -2848,7 +2848,7 @@
           <w:i w:val="0"/>
           <w:sz w:val="22"/>
         </w:rPr>
-        <w:t>逆。あんたが決めて、ってこと。あたしが決めたら、あとで必ず恨むから。……ただし、一つ、条件。あたしのために、あんたが裁判を降りるなら、あたしは、出てきたあと、あんたに口をきかない。</w:t>
+        <w:t>逆。あんたが決めて、ってこと。あたしが決めたら、あとで必ず恨むから。……ただし、一つ、条件。あたしのためにあんたが裁判を降りるなら、あたしは出てきたあとあんたに口をきかない。</w:t>
       </w:r>
     </w:p>
     <w:p>
@@ -2950,7 +2950,7 @@
           <w:i w:val="0"/>
           <w:sz w:val="22"/>
         </w:rPr>
-        <w:t>じゃあ、あたしは、先生の決まりを破る客になる。(目を拭く)ね、お願い。</w:t>
+        <w:t>じゃああたしは先生の決まりを破る客になる。(目を拭く)ね、お願い。</w:t>
       </w:r>
     </w:p>
     <w:p>
@@ -3074,7 +3074,7 @@
           <w:color w:val="555555"/>
           <w:sz w:val="22"/>
         </w:rPr>
-        <w:t>(遼が、二人の間に腰を下ろす。女将が、小さな湯呑みに、ぬる燗でない、ほうじ茶を置く。)</w:t>
+        <w:t>(遼が二人の間に腰を下ろす。女将が小さな湯呑みに、ぬる燗でない、ほうじ茶を置く。)</w:t>
       </w:r>
     </w:p>
     <w:p>
@@ -3176,7 +3176,7 @@
           <w:i w:val="0"/>
           <w:sz w:val="22"/>
         </w:rPr>
-        <w:t>事務所で、あんなに顔を変えて電話を切りゃ、誰だって分かる。で、何言われた。</w:t>
+        <w:t>事務所で、あんなに顔を変えて電話を切りゃ、誰だって分かる。で何言われた。</w:t>
       </w:r>
     </w:p>
     <w:p>
@@ -3232,7 +3232,7 @@
           <w:i w:val="0"/>
           <w:sz w:val="22"/>
         </w:rPr>
-        <w:t>そうか。(あっさり引く)なら、聞かねえ。……ただな、先生。一つだけ、聞かせろ。</w:t>
+        <w:t>そうか。(あっさり引く)なら聞かねえ。……ただな、先生。一つだけ聞かせろ。</w:t>
       </w:r>
     </w:p>
     <w:p>
@@ -3278,7 +3278,7 @@
           <w:i w:val="0"/>
           <w:sz w:val="22"/>
         </w:rPr>
-        <w:t>もしだ。もしだぞ、おらたちの弁護士が、先生から、別の誰かに代わったら。その誰かは、おらたちの話を最後まで聞くのか。</w:t>
+        <w:t>もしだ。もしだぞおらたちの弁護士が、先生から、別の誰かに代わったら。その誰かはおらたちの話を最後まで聞くのか。</w:t>
       </w:r>
     </w:p>
     <w:p>
@@ -3334,7 +3334,7 @@
           <w:i w:val="0"/>
           <w:sz w:val="22"/>
         </w:rPr>
-        <w:t>だべな。(猪口をまた持つ)おらたちは、九年前から、何度も人を信じた。そのたびに判を押して、その判が、みんな、おらたちの首をしめる紐になった。</w:t>
+        <w:t>だべな。(猪口をまた持つ)おらたちは九年前から、何度も人を信じた。そのたびに判を押して、その判がみんな、おらたちの首をしめる紐になった。</w:t>
       </w:r>
     </w:p>
     <w:p>
@@ -3357,7 +3357,7 @@
           <w:i w:val="0"/>
           <w:sz w:val="22"/>
         </w:rPr>
-        <w:t>飲んでねえ。(遼に向き直る)先生、おめえが、マカベの倅だってのは、おら、最初から知ってた。親父の名前が、うちの浜にどれだけの金を落としたかも、知ってる。三代、ずっと、この町の海を売ってきた家だ。</w:t>
+        <w:t>飲んでねえ。(遼に向き直る)先生おめえがマカベの倅だってのは、おら、最初から知ってた。親父の名前がうちの浜にどれだけの金を落としたかも、知ってる。三代、ずっとこの町の海を売ってきた家だ。</w:t>
       </w:r>
     </w:p>
     <w:p>
@@ -3403,7 +3403,7 @@
           <w:i w:val="0"/>
           <w:sz w:val="22"/>
         </w:rPr>
-        <w:t>おら、最初はそんな奴の倅に頼むもんかって思ってた。んだけどな。(ぼそりと)この前、大城さんが港で座り込んでたとき。冷たい雨ん中、おめえ、ばあさん一人ひとりに、魔法瓶から茶を回してたべ。おら、あれは見た。</w:t>
+        <w:t>おら最初はそんな奴の倅に頼むもんかって思ってた。んだけどな。(ぼそりと)この前、大城さんが港で座り込んでたとき。冷たい雨ん中、おめえ、ばあさん一人ひとりに、魔法瓶から茶を回してたべ。おらあれは見た。</w:t>
       </w:r>
     </w:p>
     <w:p>
@@ -3449,7 +3449,7 @@
           <w:i w:val="0"/>
           <w:sz w:val="22"/>
         </w:rPr>
-        <w:t>見た。見たから、おら、おめえには、何も言わねえことにしてる。(猪口を空け)ただ、降りるんだったら、おらに先に言え。一番に。「おら、降りる」って、おらの顔見て言え。陰で決めて、あとから紙一枚で知らされんのは、もう、嫌だ。</w:t>
+        <w:t>見た。見たから、おら、おめえには何も言わねえことにしてる。(猪口を空け)ただ降りるんだったら、おらに先に言え。一番に。「おら降りる」っておらの顔見て言え。陰で決めて、あとから紙一枚で知らされんのは、もう、嫌だ。</w:t>
       </w:r>
     </w:p>
     <w:p>
@@ -3574,7 +3574,7 @@
           <w:i w:val="0"/>
           <w:sz w:val="22"/>
         </w:rPr>
-        <w:t>おれはもう、八十五だ。先生が決めたことなら、どっちでも、文句は言わねえ。(湯呑みを両手で包む)……ただ、一人で背負うなよ。</w:t>
+        <w:t>おれはもう、八十五だ。先生が決めたことなら、どっちでも文句は言わねえ。(湯呑みを両手で包む)……ただ一人で背負うなよ。</w:t>
       </w:r>
     </w:p>
     <w:p>
@@ -3627,7 +3627,7 @@
           <w:color w:val="555555"/>
           <w:sz w:val="22"/>
         </w:rPr>
-        <w:t>(三人が箸を取る。遼の湯呑みの茶が、冷めていく。浜野が、無言で、急須から、そっと注ぎ足す。)</w:t>
+        <w:t>(三人が箸を取る。遼の湯呑みの茶が、冷めていく。浜野が無言で急須から、そっと注ぎ足す。)</w:t>
       </w:r>
     </w:p>
     <w:p>
@@ -3657,7 +3657,7 @@
           <w:color w:val="555555"/>
           <w:sz w:val="22"/>
         </w:rPr>
-        <w:t>(11月16日(月)、午前10時。奥浜県警察本部、六階。窓のない小会議室。長机にパイプ椅子が四脚。壁の時計と、無地のホワイトボード。ドアの脇にシイナが立っている。遼が席に座り、鞄から小さな魔法瓶と、紙コップを三つ取り出す。)</w:t>
+        <w:t>(11月16日(月)、午前10時。奥浜県警察本部、六階。窓のない小会議室。長机にパイプ椅子が四脚。壁の時計と無地のホワイトボード。ドアの脇にシイナが立っている。遼が席に座り、鞄から小さな魔法瓶と、紙コップを三つ取り出す。)</w:t>
       </w:r>
     </w:p>
     <w:p>
@@ -3713,7 +3713,7 @@
           <w:i w:val="0"/>
           <w:sz w:val="22"/>
         </w:rPr>
-        <w:t>事務所の鉄瓶で、今朝、淹れてきました。ほうじ茶です。紙コップで失礼します。警察の皆さんにお出しするのは、初めてです。</w:t>
+        <w:t>事務所の鉄瓶で今朝、淹れてきました。ほうじ茶です。紙コップで失礼します。警察の皆さんにお出しするのは、初めてです。</w:t>
       </w:r>
     </w:p>
     <w:p>
@@ -3830,7 +3830,7 @@
           <w:color w:val="555555"/>
           <w:sz w:val="22"/>
         </w:rPr>
-        <w:t>(シイナが、紙コップを両手で受け取る。遼が、二つ目に注ぎ、自分の前に置く。三つ目の紙コップが、神崎の前に最後に置かれる。)</w:t>
+        <w:t>(シイナが紙コップを両手で受け取る。遼が二つ目に注ぎ、自分の前に置く。三つ目の紙コップが、神崎の前に最後に置かれる。)</w:t>
       </w:r>
     </w:p>
     <w:p>
@@ -3876,7 +3876,7 @@
           <w:i w:val="0"/>
           <w:sz w:val="22"/>
         </w:rPr>
-        <w:t>先日の通夜で、神崎さんが、ご自分でおっしゃいました。最後で結構だと。</w:t>
+        <w:t>先日の通夜で、神崎さんがご自分でおっしゃいました。最後で結構だと。</w:t>
       </w:r>
     </w:p>
     <w:p>
@@ -3993,7 +3993,7 @@
           <w:i w:val="0"/>
           <w:sz w:val="22"/>
         </w:rPr>
-        <w:t>三つあります。一つ、大城さんは、僕に降りるなと言いました。二つ、三百十二人の代理人は大城さんの身柄と、引き換えにできるものではありません。三つ。(息を吸う)この天秤はそもそも、天秤になっていません。片方に人の自由。もう片方にも、人の自由。それを、重さで比べさせるのは、法の仕事ではないと思います。</w:t>
+        <w:t>三つあります。一つ、大城さんは僕に降りるなと言いました。二つ、三百十二人の代理人は大城さんの身柄と、引き換えにできるものではありません。三つ。(息を吸う)この天秤はそもそも、天秤になっていません。片方に人の自由。もう片方にも、人の自由。それを重さで比べさせるのは、法の仕事ではないと思います。</w:t>
       </w:r>
     </w:p>
     <w:p>
@@ -4016,7 +4016,7 @@
           <w:i w:val="0"/>
           <w:sz w:val="22"/>
         </w:rPr>
-        <w:t>筋を通す、ですか。……この県では、筋を通した人間が、損をすることが多い。それも、ご存じのうえで。</w:t>
+        <w:t>筋を通す、ですか。……この県では筋を通した人間が、損をすることが多い。それもご存じのうえで。</w:t>
       </w:r>
     </w:p>
     <w:p>
@@ -4131,7 +4131,7 @@
           <w:i w:val="0"/>
           <w:sz w:val="22"/>
         </w:rPr>
-        <w:t>以前、桐生先生にお尋ねになりましたね。「持ち出した村井さんという方はその後、どうなさいましたか」と。(神崎の目を見る)村井さんは、今、どこにいらっしゃるんですか。</w:t>
+        <w:t>以前、桐生先生にお尋ねになりましたね。「持ち出した村井さんという方はその後、どうなさいましたか」と。(神崎の目を見る)村井さんは今、どこにいらっしゃるんですか。</w:t>
       </w:r>
     </w:p>
     <w:p>
@@ -4146,7 +4146,7 @@
           <w:color w:val="555555"/>
           <w:sz w:val="22"/>
         </w:rPr>
-        <w:t>(長い沈黙。神崎の指が、組んだまま、動かなくなる。シイナが、紙コップを持つ手を止める。壁の時計の秒針の音だけが、部屋にある。)</w:t>
+        <w:t>(長い沈黙。神崎の指が組んだまま、動かなくなる。シイナが紙コップを持つ手を止める。壁の時計の秒針の音だけが、部屋にある。)</w:t>
       </w:r>
     </w:p>
     <w:p>
@@ -4225,7 +4225,7 @@
           <w:i w:val="0"/>
           <w:sz w:val="22"/>
         </w:rPr>
-        <w:t>その名前は今日の話とは、関係がありません。(声は平らだが、言い終えるのに、少し間があった)……そして、私の知る範囲では、お答えできる情報はありません。</w:t>
+        <w:t>その名前は今日の話とは、関係がありません。(声は平らだが言い終えるのに、少し間があった)……そして、私の知る範囲では、お答えできる情報はありません。</w:t>
       </w:r>
     </w:p>
     <w:p>
@@ -4327,7 +4327,7 @@
           <w:i w:val="0"/>
           <w:sz w:val="22"/>
         </w:rPr>
-        <w:t>起訴された後、被告人の保釈に対する意見は警察の側にも、求められます。罪証隠滅のおそれがあるか。関係者に接触するおそれがあるか。私の部署の意見が、それを左右することは、あります。……今日、取引は成立しませんでした。その結果として、何が起きるか。それは、私の意思ではなく、手続の流れです。</w:t>
+        <w:t>起訴された後、被告人の保釈に対する意見は警察の側にも、求められます。罪証隠滅のおそれがあるか。関係者に接触するおそれがあるか。私の部署の意見が、それを左右することは、あります。……今日、取引は成立しませんでした。その結果として、何が起きるか。それは私の意思ではなく、手続の流れです。</w:t>
       </w:r>
     </w:p>
     <w:p>
@@ -4388,7 +4388,7 @@
           <w:color w:val="555555"/>
           <w:sz w:val="22"/>
         </w:rPr>
-        <w:t>(遼が、はっとして、神崎を見る。神崎はすでに立ち上がっている。)</w:t>
+        <w:t>(遼がはっとして、神崎を見る。神崎はすでに立ち上がっている。)</w:t>
       </w:r>
     </w:p>
     <w:p>
@@ -4456,7 +4456,7 @@
           <w:color w:val="555555"/>
           <w:sz w:val="22"/>
         </w:rPr>
-        <w:t>(11月16日(月)、午後6時。桐生法律事務所。応接室。宇佐美が、缶コーヒーを机に置いたまま、コートも脱がずに座っている。三浦が、ほうじ茶を三つ。遼は神崎との会話を話し終えたところ。)</w:t>
+        <w:t>(11月16日(月)、午後6時。桐生法律事務所。応接室。宇佐美が、缶コーヒーを机に置いたまま、コートも脱がずに座っている。三浦がほうじ茶を三つ。遼は神崎との会話を話し終えたところ。)</w:t>
       </w:r>
     </w:p>
     <w:p>
@@ -4525,7 +4525,7 @@
           <w:i w:val="0"/>
           <w:sz w:val="22"/>
         </w:rPr>
-        <w:t>済まさない、という判断だな。(缶コーヒーを開ける)それと、保釈には、反対意見を出すそうだ。罪証隠滅のおそれ、関係者との接触のおそれ。……神崎の言った、手続の流れ、そのままだ。</w:t>
+        <w:t>済まさない、という判断だな。(缶コーヒーを開ける)それと保釈には反対意見を出すそうだ。罪証隠滅のおそれ、関係者との接触のおそれ。……神崎の言った、手続の流れ、そのままだ。</w:t>
       </w:r>
     </w:p>
     <w:p>
@@ -4627,7 +4627,7 @@
           <w:i w:val="0"/>
           <w:sz w:val="22"/>
         </w:rPr>
-        <w:t>不起訴になったかもしれん。大城さんは、今夜、家で寝られたかもしれん。そして、三百十二人は来月から、見知らぬ弁護士に同じ話を最初からし直す。</w:t>
+        <w:t>不起訴になったかもしれん。大城さんは今夜、家で寝られたかもしれん。そして、三百十二人は来月から、見知らぬ弁護士に同じ話を最初からし直す。</w:t>
       </w:r>
     </w:p>
     <w:p>
@@ -4696,7 +4696,7 @@
           <w:i w:val="0"/>
           <w:sz w:val="22"/>
         </w:rPr>
-        <w:t>宇佐美先生。神崎さんは、村井の名前で、止まりました。</w:t>
+        <w:t>宇佐美先生。神崎さんは村井の名前で、止まりました。</w:t>
       </w:r>
     </w:p>
     <w:p>
@@ -4742,7 +4742,7 @@
           <w:i w:val="0"/>
           <w:sz w:val="22"/>
         </w:rPr>
-        <w:t>本当に息が。どこが痛かったのか、僕には、分かりません。でも、あの人は僕をただ追い込もうとしている人には、見えなかった。</w:t>
+        <w:t>本当に息が。どこが痛かったのか、僕には分かりません。でもあの人は僕をただ追い込もうとしている人には、見えなかった。</w:t>
       </w:r>
     </w:p>
     <w:p>
@@ -4821,7 +4821,7 @@
           <w:i w:val="0"/>
           <w:sz w:val="22"/>
         </w:rPr>
-        <w:t>保管を分けます。事務所の金庫に一部。それと、事務所の外にも、一部。紙で。</w:t>
+        <w:t>保管を分けます。事務所の金庫に一部。それと事務所の外にも、一部。紙で。</w:t>
       </w:r>
     </w:p>
     <w:p>
@@ -4900,7 +4900,7 @@
           <w:i w:val="0"/>
           <w:sz w:val="22"/>
         </w:rPr>
-        <w:t>はい、宇佐美先生が、一番です。</w:t>
+        <w:t>はい宇佐美先生が一番です。</w:t>
       </w:r>
     </w:p>
     <w:p>
@@ -4930,7 +4930,7 @@
           <w:color w:val="555555"/>
           <w:sz w:val="22"/>
         </w:rPr>
-        <w:t>(11月27日(金)、午後6時。桐生法律事務所。窓の外は暗く、駅前の掲示板で「真壁いさお 国政報告会」のポスターが、風にはためいている。遼が、書類の山に埋もれている。三浦が、新聞を持って、奥から出てくる。)</w:t>
+        <w:t>(11月27日(金)、午後6時。桐生法律事務所。窓の外は暗く、駅前の掲示板で「真壁いさお 国政報告会」のポスターが、風にはためいている。遼が書類の山に埋もれている。三浦が新聞を持って、奥から出てくる。)</w:t>
       </w:r>
     </w:p>
     <w:p>
@@ -5080,7 +5080,7 @@
           <w:color w:val="555555"/>
           <w:sz w:val="22"/>
         </w:rPr>
-        <w:t>(三浦が、白い封筒を差し出す。遼が、封を切り、一枚の便箋を読む。短い文。)</w:t>
+        <w:t>(三浦が白い封筒を差し出す。遼が封を切り、一枚の便箋を読む。短い文。)</w:t>
       </w:r>
     </w:p>
     <w:p>
@@ -5220,7 +5220,7 @@
           <w:color w:val="555555"/>
           <w:sz w:val="22"/>
         </w:rPr>
-        <w:t>(焙烙から、煙が、一本、立ちのぼる。遼が、火を止める。三浦が、湯呑みを、机の端から順に並べていく。桐生の席の隣に客用の湯呑みが一つ、余っている。)</w:t>
+        <w:t>(焙烙から、煙が一本、立ちのぼる。遼が火を止める。三浦が湯呑みを机の端から順に並べていく。桐生の席の隣に客用の湯呑みが一つ、余っている。)</w:t>
       </w:r>
     </w:p>
     <w:p>
@@ -5327,7 +5327,7 @@
           <w:color w:val="555555"/>
           <w:sz w:val="22"/>
         </w:rPr>
-        <w:t>(三浦は何も言わずに、余った湯呑みに、茶を注ぐ。湯気が、一本、事務所の天井へ上がる。階段の下から、誰の足音もまだ聞こえない。)</w:t>
+        <w:t>(三浦は何も言わずに、余った湯呑みに茶を注ぐ。湯気が一本、事務所の天井へ上がる。階段の下から、誰の足音もまだ聞こえない。)</w:t>
       </w:r>
     </w:p>
     <w:p>
